--- a/csv_parser/out/RC-RI/RC-RI.schema.docx
+++ b/csv_parser/out/RC-RI/RC-RI.schema.docx
@@ -1821,7 +1821,7 @@
           </w:tcPr>
           <w:p>
             <w:r>
-              <w:t>A valoriser avec la date et heure associée à la position</w:t>
+              <w:t>Date et heure de la dernière position connue</w:t>
             </w:r>
           </w:p>
         </w:tc>
@@ -1832,6 +1832,68 @@
           <w:p>
             <w:r>
               <w:t>2022-09-27T08:23:34+02:00</w:t>
+            </w:r>
+          </w:p>
+        </w:tc>
+      </w:tr>
+      <w:tr>
+        <w:tc>
+          <w:tcPr>
+            <w:tcW w:type="dxa" w:w="1701"/>
+          </w:tcPr>
+          <w:p>
+            <w:r>
+              <w:t>speed</w:t>
+            </w:r>
+          </w:p>
+        </w:tc>
+        <w:tc>
+          <w:tcPr>
+            <w:tcW w:type="dxa" w:w="1984"/>
+          </w:tcPr>
+          <w:p>
+            <w:r>
+              <w:t>Vitesse</w:t>
+            </w:r>
+          </w:p>
+        </w:tc>
+        <w:tc>
+          <w:tcPr>
+            <w:tcW w:type="dxa" w:w="1134"/>
+          </w:tcPr>
+          <w:p>
+            <w:r>
+              <w:t>number</w:t>
+            </w:r>
+          </w:p>
+        </w:tc>
+        <w:tc>
+          <w:tcPr>
+            <w:tcW w:type="dxa" w:w="1417"/>
+          </w:tcPr>
+          <w:p>
+            <w:r>
+              <w:t>0..1</w:t>
+            </w:r>
+          </w:p>
+        </w:tc>
+        <w:tc>
+          <w:tcPr>
+            <w:tcW w:type="dxa" w:w="4535"/>
+          </w:tcPr>
+          <w:p>
+            <w:r>
+              <w:t>Vitesse de la ressource enregistrée, exprimée en km/h</w:t>
+            </w:r>
+          </w:p>
+        </w:tc>
+        <w:tc>
+          <w:tcPr>
+            <w:tcW w:type="dxa" w:w="1701"/>
+          </w:tcPr>
+          <w:p>
+            <w:r>
+              <w:t>34</w:t>
             </w:r>
           </w:p>
         </w:tc>
@@ -2243,7 +2305,7 @@
           </w:tcPr>
           <w:p>
             <w:r>
-              <w:t>A valoriser avec la latitude de la position</w:t>
+              <w:t>Dernière coordonnée x connue de la ressource, entre −90 and +90</w:t>
             </w:r>
           </w:p>
         </w:tc>
@@ -2305,7 +2367,7 @@
           </w:tcPr>
           <w:p>
             <w:r>
-              <w:t>A valoriser avec la longitude de la position</w:t>
+              <w:t>Dernière coordonnée y connue de la ressource, entre −180 and +180</w:t>
             </w:r>
           </w:p>
         </w:tc>
@@ -2316,6 +2378,68 @@
           <w:p>
             <w:r>
               <w:t>2.333333</w:t>
+            </w:r>
+          </w:p>
+        </w:tc>
+      </w:tr>
+      <w:tr>
+        <w:tc>
+          <w:tcPr>
+            <w:tcW w:type="dxa" w:w="1701"/>
+          </w:tcPr>
+          <w:p>
+            <w:r>
+              <w:t>height</w:t>
+            </w:r>
+          </w:p>
+        </w:tc>
+        <w:tc>
+          <w:tcPr>
+            <w:tcW w:type="dxa" w:w="1984"/>
+          </w:tcPr>
+          <w:p>
+            <w:r>
+              <w:t>Altitude</w:t>
+            </w:r>
+          </w:p>
+        </w:tc>
+        <w:tc>
+          <w:tcPr>
+            <w:tcW w:type="dxa" w:w="1134"/>
+          </w:tcPr>
+          <w:p>
+            <w:r>
+              <w:t>number</w:t>
+            </w:r>
+          </w:p>
+        </w:tc>
+        <w:tc>
+          <w:tcPr>
+            <w:tcW w:type="dxa" w:w="1417"/>
+          </w:tcPr>
+          <w:p>
+            <w:r>
+              <w:t>0..1</w:t>
+            </w:r>
+          </w:p>
+        </w:tc>
+        <w:tc>
+          <w:tcPr>
+            <w:tcW w:type="dxa" w:w="4535"/>
+          </w:tcPr>
+          <w:p>
+            <w:r>
+              <w:t>Dernière coordonnée z connue de la ressource, en mètres sans bornes</w:t>
+            </w:r>
+          </w:p>
+        </w:tc>
+        <w:tc>
+          <w:tcPr>
+            <w:tcW w:type="dxa" w:w="1701"/>
+          </w:tcPr>
+          <w:p>
+            <w:r>
+              <w:t>120</w:t>
             </w:r>
           </w:p>
         </w:tc>

--- a/csv_parser/out/RC-RI/RC-RI.schema.docx
+++ b/csv_parser/out/RC-RI/RC-RI.schema.docx
@@ -521,7 +521,7 @@
           </w:tcPr>
           <w:p>
             <w:r>
-              <w:t>missionId</w:t>
+              <w:t>operationId</w:t>
             </w:r>
           </w:p>
         </w:tc>
@@ -531,7 +531,7 @@
           </w:tcPr>
           <w:p>
             <w:r>
-              <w:t>ID Mission local</w:t>
+              <w:t>ID Opération</w:t>
             </w:r>
           </w:p>
         </w:tc>
@@ -561,7 +561,7 @@
           </w:tcPr>
           <w:p>
             <w:r>
-              <w:t>A valoriser avec le numéro de mission unique du central d’appel (PSAP, …) qui a déclenché le vecteur</w:t>
+              <w:t>A valoriser avec le numéro d'opération unique du central d’appel (PSAP, …) qui a déclenché le vecteur</w:t>
             </w:r>
           </w:p>
         </w:tc>

--- a/csv_parser/out/RC-RI/RC-RI.schema.docx
+++ b/csv_parser/out/RC-RI/RC-RI.schema.docx
@@ -510,6 +510,68 @@
               <w:t>fr.health.samu770.request.1249875</w:t>
               <w:br/>
               <w:t>fr.health.samu690.request.DRFR15690242370035.3</w:t>
+            </w:r>
+          </w:p>
+        </w:tc>
+      </w:tr>
+      <w:tr>
+        <w:tc>
+          <w:tcPr>
+            <w:tcW w:type="dxa" w:w="1701"/>
+          </w:tcPr>
+          <w:p>
+            <w:r>
+              <w:t>missionId</w:t>
+            </w:r>
+          </w:p>
+        </w:tc>
+        <w:tc>
+          <w:tcPr>
+            <w:tcW w:type="dxa" w:w="1984"/>
+          </w:tcPr>
+          <w:p>
+            <w:r>
+              <w:t>ID Mission local</w:t>
+            </w:r>
+          </w:p>
+        </w:tc>
+        <w:tc>
+          <w:tcPr>
+            <w:tcW w:type="dxa" w:w="1134"/>
+          </w:tcPr>
+          <w:p>
+            <w:r>
+              <w:t>string</w:t>
+            </w:r>
+          </w:p>
+        </w:tc>
+        <w:tc>
+          <w:tcPr>
+            <w:tcW w:type="dxa" w:w="1417"/>
+          </w:tcPr>
+          <w:p>
+            <w:r>
+              <w:t>0..1</w:t>
+            </w:r>
+          </w:p>
+        </w:tc>
+        <w:tc>
+          <w:tcPr>
+            <w:tcW w:type="dxa" w:w="4535"/>
+          </w:tcPr>
+          <w:p>
+            <w:r>
+              <w:t>A valoriser avec le numéro de mission unique du central d’appel (PSAP, …) qui a déclenché le vecteur</w:t>
+            </w:r>
+          </w:p>
+        </w:tc>
+        <w:tc>
+          <w:tcPr>
+            <w:tcW w:type="dxa" w:w="1701"/>
+          </w:tcPr>
+          <w:p>
+            <w:r>
+              <w:t>DRFR15DDXAAJJJ0000.M001</w:t>
             </w:r>
           </w:p>
         </w:tc>

--- a/csv_parser/out/RC-RI/RC-RI.schema.docx
+++ b/csv_parser/out/RC-RI/RC-RI.schema.docx
@@ -793,7 +793,7 @@
             <w:r>
               <w:t>string</w:t>
               <w:br/>
-              <w:t>(ENUM: SMUR, SIS)</w:t>
+              <w:t>(ENUM: VECTEUR_SANTE, SIS)</w:t>
             </w:r>
           </w:p>
         </w:tc>

--- a/csv_parser/out/RC-RI/RC-RI.schema.docx
+++ b/csv_parser/out/RC-RI/RC-RI.schema.docx
@@ -823,7 +823,7 @@
           </w:tcPr>
           <w:p>
             <w:r>
-              <w:t>SMUR</w:t>
+              <w:t>VECTEUR_SANTE</w:t>
             </w:r>
           </w:p>
         </w:tc>

--- a/csv_parser/out/RC-RI/RC-RI.schema.docx
+++ b/csv_parser/out/RC-RI/RC-RI.schema.docx
@@ -793,7 +793,7 @@
             <w:r>
               <w:t>string</w:t>
               <w:br/>
-              <w:t>(ENUM: VECTEUR_SANTE, SIS)</w:t>
+              <w:t>(ENUM: SMUR, SIS)</w:t>
             </w:r>
           </w:p>
         </w:tc>
@@ -823,7 +823,7 @@
           </w:tcPr>
           <w:p>
             <w:r>
-              <w:t>VECTEUR_SANTE</w:t>
+              <w:t>SMUR</w:t>
             </w:r>
           </w:p>
         </w:tc>

--- a/csv_parser/out/RC-RI/RC-RI.schema.docx
+++ b/csv_parser/out/RC-RI/RC-RI.schema.docx
@@ -793,7 +793,7 @@
             <w:r>
               <w:t>string</w:t>
               <w:br/>
-              <w:t>(ENUM: SMUR, SIS)</w:t>
+              <w:t>(ENUM: VECTEUR_SANTE, SIS)</w:t>
             </w:r>
           </w:p>
         </w:tc>
@@ -823,7 +823,7 @@
           </w:tcPr>
           <w:p>
             <w:r>
-              <w:t>SMUR</w:t>
+              <w:t>VECTEUR_SANTE</w:t>
             </w:r>
           </w:p>
         </w:tc>
